--- a/Project/Student_Exam_Performance_Prediction_IEEE_Final.docx
+++ b/Project/Student_Exam_Performance_Prediction_IEEE_Final.docx
@@ -6,8 +6,6 @@
       <w:pPr>
         <w:spacing w:before="120" w:after="60"/>
         <w:jc w:val="center"/>
-      </w:pPr>
-      <w:r>
         <w:rPr>
           <w:rFonts w:ascii="Times New Roman" w:hAnsi="Times New Roman" w:eastAsia="Times New Roman" w:cs="Times New Roman"/>
           <w:b/>
@@ -16,15 +14,12 @@
           <w:sz w:val="36"/>
           <w:szCs w:val="36"/>
         </w:rPr>
-        <w:t>Student Exam Performance Prediction Using</w:t>
-      </w:r>
-    </w:p>
-    <w:p>
-      <w:pPr>
-        <w:spacing w:before="0" w:after="120"/>
+      </w:pPr>
+    </w:p>
+    <w:p>
+      <w:pPr>
+        <w:spacing w:before="120" w:after="60"/>
         <w:jc w:val="center"/>
-      </w:pPr>
-      <w:r>
         <w:rPr>
           <w:rFonts w:ascii="Times New Roman" w:hAnsi="Times New Roman" w:eastAsia="Times New Roman" w:cs="Times New Roman"/>
           <w:b/>
@@ -33,21 +28,139 @@
           <w:sz w:val="36"/>
           <w:szCs w:val="36"/>
         </w:rPr>
+      </w:pPr>
+    </w:p>
+    <w:p>
+      <w:pPr>
+        <w:spacing w:before="120" w:after="60"/>
+        <w:jc w:val="center"/>
+        <w:rPr>
+          <w:rFonts w:ascii="Times New Roman" w:hAnsi="Times New Roman" w:eastAsia="Times New Roman" w:cs="Times New Roman"/>
+          <w:b/>
+          <w:bCs/>
+          <w:color w:val="003580"/>
+          <w:sz w:val="36"/>
+          <w:szCs w:val="36"/>
+        </w:rPr>
+      </w:pPr>
+    </w:p>
+    <w:p>
+      <w:pPr>
+        <w:spacing w:before="120" w:after="60"/>
+        <w:jc w:val="center"/>
+      </w:pPr>
+      <w:r>
+        <w:rPr>
+          <w:rFonts w:ascii="Times New Roman" w:hAnsi="Times New Roman" w:eastAsia="Times New Roman" w:cs="Times New Roman"/>
+          <w:b/>
+          <w:bCs/>
+          <w:color w:val="003580"/>
+          <w:sz w:val="36"/>
+          <w:szCs w:val="36"/>
+        </w:rPr>
+        <w:t>Student Exam Performance Prediction Using</w:t>
+      </w:r>
+    </w:p>
+    <w:p>
+      <w:pPr>
+        <w:spacing w:before="0" w:after="120"/>
+        <w:jc w:val="center"/>
+        <w:rPr>
+          <w:rFonts w:ascii="Times New Roman" w:hAnsi="Times New Roman" w:eastAsia="Times New Roman" w:cs="Times New Roman"/>
+          <w:b/>
+          <w:bCs/>
+          <w:color w:val="003580"/>
+          <w:sz w:val="36"/>
+          <w:szCs w:val="36"/>
+        </w:rPr>
+      </w:pPr>
+      <w:r>
+        <w:rPr>
+          <w:rFonts w:ascii="Times New Roman" w:hAnsi="Times New Roman" w:eastAsia="Times New Roman" w:cs="Times New Roman"/>
+          <w:b/>
+          <w:bCs/>
+          <w:color w:val="003580"/>
+          <w:sz w:val="36"/>
+          <w:szCs w:val="36"/>
+        </w:rPr>
         <w:t>Random Forest and K-Nearest Neighbors Classifiers</w:t>
       </w:r>
+    </w:p>
+    <w:p>
+      <w:pPr>
+        <w:spacing w:before="0" w:after="120"/>
+        <w:jc w:val="center"/>
+        <w:rPr>
+          <w:rFonts w:ascii="Times New Roman" w:hAnsi="Times New Roman" w:eastAsia="Times New Roman" w:cs="Times New Roman"/>
+          <w:b/>
+          <w:bCs/>
+          <w:color w:val="003580"/>
+          <w:sz w:val="36"/>
+          <w:szCs w:val="36"/>
+        </w:rPr>
+      </w:pPr>
+    </w:p>
+    <w:p>
+      <w:pPr>
+        <w:spacing w:before="0" w:after="120"/>
+        <w:jc w:val="center"/>
+        <w:rPr>
+          <w:rFonts w:ascii="Times New Roman" w:hAnsi="Times New Roman" w:eastAsia="Times New Roman" w:cs="Times New Roman"/>
+          <w:b/>
+          <w:bCs/>
+          <w:color w:val="003580"/>
+          <w:sz w:val="36"/>
+          <w:szCs w:val="36"/>
+        </w:rPr>
+      </w:pPr>
+    </w:p>
+    <w:p>
+      <w:pPr>
+        <w:spacing w:before="0" w:after="120"/>
+        <w:jc w:val="center"/>
+        <w:rPr>
+          <w:rFonts w:ascii="Times New Roman" w:hAnsi="Times New Roman" w:eastAsia="Times New Roman" w:cs="Times New Roman"/>
+          <w:b/>
+          <w:bCs/>
+          <w:color w:val="003580"/>
+          <w:sz w:val="36"/>
+          <w:szCs w:val="36"/>
+        </w:rPr>
+      </w:pPr>
+    </w:p>
+    <w:p>
+      <w:pPr>
+        <w:spacing w:before="0" w:after="120"/>
+        <w:jc w:val="center"/>
+        <w:rPr>
+          <w:rFonts w:ascii="Times New Roman" w:hAnsi="Times New Roman" w:eastAsia="Times New Roman" w:cs="Times New Roman"/>
+          <w:b/>
+          <w:bCs/>
+          <w:color w:val="003580"/>
+          <w:sz w:val="36"/>
+          <w:szCs w:val="36"/>
+        </w:rPr>
+      </w:pPr>
     </w:p>
     <w:p>
       <w:pPr>
         <w:spacing w:before="0" w:after="60"/>
         <w:jc w:val="center"/>
-      </w:pPr>
-      <w:r>
         <w:rPr>
           <w:rFonts w:ascii="Times New Roman" w:hAnsi="Times New Roman" w:eastAsia="Times New Roman" w:cs="Times New Roman"/>
           <w:b/>
           <w:bCs/>
-          <w:sz w:val="22"/>
-          <w:szCs w:val="22"/>
+          <w:sz w:val="44"/>
+          <w:szCs w:val="44"/>
+        </w:rPr>
+      </w:pPr>
+      <w:r>
+        <w:rPr>
+          <w:rFonts w:ascii="Times New Roman" w:hAnsi="Times New Roman" w:eastAsia="Times New Roman" w:cs="Times New Roman"/>
+          <w:b/>
+          <w:bCs/>
+          <w:sz w:val="44"/>
+          <w:szCs w:val="44"/>
         </w:rPr>
         <w:t>Mohamed Saber Ta</w:t>
       </w:r>
@@ -56,8 +169,8 @@
           <w:rFonts w:hint="default" w:cs="Times New Roman"/>
           <w:b/>
           <w:bCs/>
-          <w:sz w:val="22"/>
-          <w:szCs w:val="22"/>
+          <w:sz w:val="44"/>
+          <w:szCs w:val="44"/>
           <w:lang w:val="en-US"/>
         </w:rPr>
         <w:t>g</w:t>
@@ -67,16 +180,46 @@
           <w:rFonts w:ascii="Times New Roman" w:hAnsi="Times New Roman" w:eastAsia="Times New Roman" w:cs="Times New Roman"/>
           <w:b/>
           <w:bCs/>
-          <w:sz w:val="22"/>
-          <w:szCs w:val="22"/>
+          <w:sz w:val="44"/>
+          <w:szCs w:val="44"/>
         </w:rPr>
         <w:t xml:space="preserve"> El-Din</w:t>
+      </w:r>
+    </w:p>
+    <w:p>
+      <w:pPr>
+        <w:spacing w:before="0" w:after="60"/>
+        <w:ind w:left="3000" w:leftChars="0" w:firstLine="500" w:firstLineChars="0"/>
+        <w:jc w:val="both"/>
+        <w:rPr>
+          <w:rFonts w:hint="default" w:ascii="Times New Roman" w:hAnsi="Times New Roman" w:eastAsia="Times New Roman" w:cs="Times New Roman"/>
+          <w:b/>
+          <w:bCs/>
+          <w:sz w:val="44"/>
+          <w:szCs w:val="44"/>
+          <w:lang w:val="en-US" w:bidi="ar-EG"/>
+        </w:rPr>
+      </w:pPr>
+      <w:r>
+        <w:rPr>
+          <w:rFonts w:hint="default" w:cs="Times New Roman"/>
+          <w:b/>
+          <w:bCs/>
+          <w:sz w:val="44"/>
+          <w:szCs w:val="44"/>
+          <w:lang w:val="en-US" w:bidi="ar-EG"/>
+        </w:rPr>
+        <w:t xml:space="preserve">ID : 202302383  </w:t>
       </w:r>
     </w:p>
     <w:p>
       <w:pPr>
         <w:spacing w:before="0" w:after="60"/>
         <w:jc w:val="center"/>
+        <w:rPr>
+          <w:sz w:val="44"/>
+          <w:szCs w:val="44"/>
+        </w:rPr>
       </w:pPr>
       <w:r>
         <w:rPr>
@@ -84,8 +227,8 @@
           <w:i/>
           <w:iCs/>
           <w:color w:val="444444"/>
-          <w:sz w:val="20"/>
-          <w:szCs w:val="20"/>
+          <w:sz w:val="44"/>
+          <w:szCs w:val="44"/>
         </w:rPr>
         <w:t>Pattern Recognition Course</w:t>
       </w:r>
@@ -94,6 +237,23 @@
       <w:pPr>
         <w:spacing w:before="0" w:after="200"/>
         <w:jc w:val="center"/>
+        <w:rPr>
+          <w:rFonts w:hint="default" w:ascii="Times New Roman" w:hAnsi="Times New Roman" w:eastAsia="Times New Roman" w:cs="Times New Roman"/>
+          <w:b/>
+          <w:bCs/>
+          <w:color w:val="003580"/>
+          <w:sz w:val="44"/>
+          <w:szCs w:val="44"/>
+          <w:lang w:val="en-US"/>
+        </w:rPr>
+        <w:sectPr>
+          <w:headerReference r:id="rId3" w:type="default"/>
+          <w:footerReference r:id="rId4" w:type="default"/>
+          <w:pgSz w:w="12240" w:h="15840"/>
+          <w:pgMar w:top="1080" w:right="1080" w:bottom="1080" w:left="1080" w:header="708" w:footer="708" w:gutter="0"/>
+          <w:cols w:space="720" w:num="1"/>
+          <w:docGrid w:linePitch="360" w:charSpace="0"/>
+        </w:sectPr>
       </w:pPr>
       <w:r>
         <w:rPr>
@@ -101,11 +261,46 @@
           <w:i/>
           <w:iCs/>
           <w:color w:val="444444"/>
-          <w:sz w:val="20"/>
-          <w:szCs w:val="20"/>
-        </w:rPr>
-        <w:t>Supervised by: Eng. Mohamed Hamdy</w:t>
-      </w:r>
+          <w:sz w:val="44"/>
+          <w:szCs w:val="44"/>
+        </w:rPr>
+        <w:t>Supervised by: Eng. Mohamed Ham</w:t>
+      </w:r>
+      <w:r>
+        <w:rPr>
+          <w:rFonts w:hint="default" w:cs="Times New Roman"/>
+          <w:i/>
+          <w:iCs/>
+          <w:color w:val="444444"/>
+          <w:sz w:val="44"/>
+          <w:szCs w:val="44"/>
+          <w:lang w:val="en-US"/>
+        </w:rPr>
+        <w:t>dy</w:t>
+      </w:r>
+      <w:bookmarkStart w:id="0" w:name="_GoBack"/>
+      <w:bookmarkEnd w:id="0"/>
+    </w:p>
+    <w:p>
+      <w:pPr>
+        <w:spacing w:before="0" w:after="60"/>
+        <w:jc w:val="both"/>
+        <w:rPr>
+          <w:rFonts w:ascii="Times New Roman" w:hAnsi="Times New Roman" w:eastAsia="Times New Roman" w:cs="Times New Roman"/>
+          <w:b/>
+          <w:bCs/>
+          <w:i/>
+          <w:iCs/>
+          <w:sz w:val="22"/>
+          <w:szCs w:val="22"/>
+        </w:rPr>
+        <w:sectPr>
+          <w:pgSz w:w="12240" w:h="15840"/>
+          <w:pgMar w:top="1080" w:right="1080" w:bottom="1080" w:left="1080" w:header="708" w:footer="708" w:gutter="0"/>
+          <w:cols w:space="720" w:num="1"/>
+          <w:docGrid w:linePitch="360" w:charSpace="0"/>
+        </w:sectPr>
+      </w:pPr>
     </w:p>
     <w:p>
       <w:pPr>
@@ -1438,6 +1633,12 @@
             <w:insideH w:val="single" w:color="auto" w:sz="4" w:space="0"/>
             <w:insideV w:val="single" w:color="auto" w:sz="4" w:space="0"/>
           </w:tblBorders>
+          <w:tblCellMar>
+            <w:top w:w="0" w:type="dxa"/>
+            <w:left w:w="10" w:type="dxa"/>
+            <w:bottom w:w="0" w:type="dxa"/>
+            <w:right w:w="10" w:type="dxa"/>
+          </w:tblCellMar>
         </w:tblPrEx>
         <w:tc>
           <w:tcPr>
@@ -2806,8 +3007,6 @@
       </w:r>
     </w:p>
     <w:sectPr>
-      <w:headerReference r:id="rId3" w:type="default"/>
-      <w:footerReference r:id="rId4" w:type="default"/>
       <w:pgSz w:w="12240" w:h="15840"/>
       <w:pgMar w:top="1080" w:right="1080" w:bottom="1080" w:left="1080" w:header="708" w:footer="708" w:gutter="0"/>
       <w:cols w:space="720" w:num="1"/>
@@ -2873,8 +3072,6 @@
       </w:rPr>
       <w:t>g</w:t>
     </w:r>
-    <w:bookmarkStart w:id="0" w:name="_GoBack"/>
-    <w:bookmarkEnd w:id="0"/>
     <w:r>
       <w:rPr>
         <w:rFonts w:ascii="Arial" w:hAnsi="Arial" w:eastAsia="Arial" w:cs="Arial"/>
@@ -3103,7 +3300,7 @@
     <w:lsdException w:unhideWhenUsed="0" w:uiPriority="0" w:semiHidden="0" w:name="HTML Sample"/>
     <w:lsdException w:unhideWhenUsed="0" w:uiPriority="0" w:semiHidden="0" w:name="HTML Typewriter"/>
     <w:lsdException w:unhideWhenUsed="0" w:uiPriority="0" w:semiHidden="0" w:name="HTML Variable"/>
-    <w:lsdException w:unhideWhenUsed="0" w:uiPriority="0" w:name="Normal Table"/>
+    <w:lsdException w:qFormat="1" w:unhideWhenUsed="0" w:uiPriority="0" w:name="Normal Table"/>
     <w:lsdException w:unhideWhenUsed="0" w:uiPriority="0" w:semiHidden="0" w:name="annotation subject"/>
     <w:lsdException w:unhideWhenUsed="0" w:uiPriority="0" w:semiHidden="0" w:name="Table Simple 1"/>
     <w:lsdException w:unhideWhenUsed="0" w:uiPriority="0" w:semiHidden="0" w:name="Table Simple 2"/>
@@ -3342,6 +3539,7 @@
   <w:style w:type="table" w:default="1" w:styleId="9">
     <w:name w:val="Normal Table"/>
     <w:semiHidden/>
+    <w:qFormat/>
     <w:uiPriority w:val="0"/>
     <w:tblPr>
       <w:tblCellMar>
